--- a/docs/Smart-Campus-VMS-Dashboards.docx
+++ b/docs/Smart-Campus-VMS-Dashboards.docx
@@ -534,6 +534,53 @@
                 <w:sz w:val="20"/>
               </w:rPr>
               <w:t>Admin, Guard, Student, Staff accounts; plate, RFID UID, strikes, Gate_access</w:t>
+            </w:r>
+          </w:p>
+        </w:tc>
+      </w:tr>
+      <w:tr>
+        <w:tc>
+          <w:tcPr>
+            <w:tcW w:type="dxa" w:w="3120"/>
+          </w:tcPr>
+          <w:p>
+            <w:r>
+              <w:rPr>
+                <w:rFonts w:ascii="Calibri" w:hAnsi="Calibri" w:eastAsia="Calibri"/>
+                <w:b w:val="0"/>
+                <w:sz w:val="20"/>
+              </w:rPr>
+              <w:t>user_vehicles</w:t>
+            </w:r>
+          </w:p>
+        </w:tc>
+        <w:tc>
+          <w:tcPr>
+            <w:tcW w:type="dxa" w:w="3120"/>
+          </w:tcPr>
+          <w:p>
+            <w:r>
+              <w:rPr>
+                <w:rFonts w:ascii="Calibri" w:hAnsi="Calibri" w:eastAsia="Calibri"/>
+                <w:b w:val="0"/>
+                <w:sz w:val="20"/>
+              </w:rPr>
+              <w:t>UserVehicle</w:t>
+            </w:r>
+          </w:p>
+        </w:tc>
+        <w:tc>
+          <w:tcPr>
+            <w:tcW w:type="dxa" w:w="3120"/>
+          </w:tcPr>
+          <w:p>
+            <w:r>
+              <w:rPr>
+                <w:rFonts w:ascii="Calibri" w:hAnsi="Calibri" w:eastAsia="Calibri"/>
+                <w:b w:val="0"/>
+                <w:sz w:val="20"/>
+              </w:rPr>
+              <w:t>Multiple vehicles per user (plate, model, primary flag)</w:t>
             </w:r>
           </w:p>
         </w:tc>
